--- a/courts/ninth-circuit/alaska/state/court-of-appeals/amicus-brief/usage/OUTPUT-amicus-brief.docx
+++ b/courts/ninth-circuit/alaska/state/court-of-appeals/amicus-brief/usage/OUTPUT-amicus-brief.docx
@@ -5451,7 +5451,7 @@
         <w:t xml:space="preserve">The Untold Story of how a US Woman was Sentenced to Six Years for Voting</w:t>
       </w:r>
       <w:r>
-        <w:t xml:space="preserve">, The Guardian (Dec. 27, 2022), https://www.theguardian.com/​us-news/2022/​dec/27/​pamela-moses-voting-rights-mistake-jail.</w:t>
+        <w:t xml:space="preserve">, The Guardian (Dec. 27, 2022), https://​​www.​theguardian.​com/​​us-​news/​​2022/​​dec/​​27/​​pamela-​moses-​voting-​rights-​mistake-​jail.</w:t>
       </w:r>
     </w:p>
   </w:footnote>
@@ -5483,7 +5483,7 @@
         <w:t xml:space="preserve">New Evidence Undermines Cases Against Black US Woman Jailed for Voting Error</w:t>
       </w:r>
       <w:r>
-        <w:t xml:space="preserve">, The Guardian (Feb. 24, 2022), https://www.theguardian.com/​us-news/2022/​feb/24/​fight-to-vote-newsletter-black-woman-jailed-voting-error-evidence.</w:t>
+        <w:t xml:space="preserve">, The Guardian (Feb. 24, 2022), https://​​www.​theguardian.​com/​​us-​news/​​2022/​​feb/​​24/​​fight-​to-​vote-​newsletter-​black-​woman-​jailed-​voting-​error-​evidence.</w:t>
       </w:r>
     </w:p>
   </w:footnote>
@@ -5515,7 +5515,7 @@
         <w:t xml:space="preserve">Prosecutor Drops All Charges Against Pamela Moses, Jailed Over Voting Error</w:t>
       </w:r>
       <w:r>
-        <w:t xml:space="preserve">, The Guardian (Apr. 22, 2022), https://www.theguardian.com/​us-news/2022/​apr/22/​pamela-moses-prosecutor-drops-charges-memphis-tennessee.</w:t>
+        <w:t xml:space="preserve">, The Guardian (Apr. 22, 2022), https://​​www.​theguardian.​com/​​us-​news/​​2022/​​apr/​​22/​​pamela-​moses-​prosecutor-​drops-​charges-​memphis-​tennessee.</w:t>
       </w:r>
     </w:p>
   </w:footnote>
@@ -6302,7 +6302,7 @@
         <w:t xml:space="preserve"> </w:t>
       </w:r>
       <w:r>
-        <w:t xml:space="preserve">Alaska Division of Elections, Voter Information, https://www.elections.alaska.gov/​voter-information/ (last visited May 30, 2025).</w:t>
+        <w:t xml:space="preserve">Alaska Division of Elections, Voter Information, https://​​www.​elections.​alaska.​gov/​​voter-​information/ (last visited May 30, 2025).</w:t>
       </w:r>
     </w:p>
   </w:footnote>
@@ -6362,7 +6362,7 @@
         <w:noBreakHyphen/>
       </w:r>
       <w:r>
-        <w:t xml:space="preserve">19:05 (statement of Charles Ala’ilima), https://www.ktoo.org/​video/​gavel/​house-judiciary-committee</w:t>
+        <w:t xml:space="preserve">19:05 (statement of Charles Ala’ilima), https://​​www.​ktoo.​org/​​video/​​gavel/​​house-​judiciary-​committee</w:t>
       </w:r>
       <w:r>
         <w:noBreakHyphen/>
@@ -6480,7 +6480,7 @@
         <w:noBreakHyphen/>
       </w:r>
       <w:r>
-        <w:t xml:space="preserve">25:35 (YouTube, Apr. 29, 2025), https://www.youtube.com/​watch?v=3t3G5sUKKVM&amp;t=241s.</w:t>
+        <w:t xml:space="preserve">25:35 (YouTube, Apr. 29, 2025), https://​​www.​youtube.​com/​​watch?v=3t3G5sUKKVM&amp;t=241s.</w:t>
       </w:r>
     </w:p>
   </w:footnote>
@@ -6558,7 +6558,7 @@
         <w:t xml:space="preserve">Misinformed by Election Officials, American Samoans in Alaska Now Face Prosecution</w:t>
       </w:r>
       <w:r>
-        <w:t xml:space="preserve">, The Alaska Current (May 1, 2025), https://thealaskacurrent.com/2025/05/01/​misinformed-by-election-officials-american-samoans-in-alaska-now-face-prosecution/.</w:t>
+        <w:t xml:space="preserve">, The Alaska Current (May 1, 2025), https://​​thealaskacurrent.​com/​​2025/​​05/​​01/​​misinformed-​by-​election-​officials-​american-​samoans-​in-​alaska-​now-​face-​prosecution/​​.</w:t>
       </w:r>
     </w:p>
   </w:footnote>
@@ -7300,6 +7300,7 @@
     <w:unhideWhenUsed/>
     <w:qFormat/>
     <w:pPr>
+      <w:keepLines/>
       <w:spacing w:before="0" w:after="80" w:line="299" w:lineRule="exact"/>
     </w:pPr>
     <w:rPr>

--- a/courts/ninth-circuit/alaska/state/court-of-appeals/amicus-brief/usage/OUTPUT-amicus-brief.docx
+++ b/courts/ninth-circuit/alaska/state/court-of-appeals/amicus-brief/usage/OUTPUT-amicus-brief.docx
@@ -2583,7 +2583,7 @@
         <w:t xml:space="preserve"> </w:t>
       </w:r>
       <w:r>
-        <w:t xml:space="preserve">“should be liberally construed in . . . favor”</w:t>
+        <w:t xml:space="preserve">“should be liberally construed in ⁠. ⁠. ⁠. favor”</w:t>
       </w:r>
       <w:r>
         <w:t xml:space="preserve"> </w:t>
@@ -3261,25 +3261,13 @@
         <w:t xml:space="preserve"> </w:t>
       </w:r>
       <w:r>
-        <w:t xml:space="preserve">“knowingly mak[ing] . . . any false entry on any . . . official registration or election document”</w:t>
-      </w:r>
-      <w:r>
-        <w:t xml:space="preserve"> </w:t>
-      </w:r>
-      <w:r>
-        <w:t xml:space="preserve">in violation of Tennessee Code § 2</w:t>
-      </w:r>
-      <w:r>
-        <w:noBreakHyphen/>
-      </w:r>
-      <w:r>
-        <w:t xml:space="preserve">19</w:t>
-      </w:r>
-      <w:r>
-        <w:noBreakHyphen/>
-      </w:r>
-      <w:r>
-        <w:t xml:space="preserve">109.</w:t>
+        <w:t xml:space="preserve">“knowingly mak[ing] ⁠. ⁠. ⁠. any false entry on any ⁠. ⁠. ⁠. official registration or election document”</w:t>
+      </w:r>
+      <w:r>
+        <w:t xml:space="preserve"> </w:t>
+      </w:r>
+      <w:r>
+        <w:t xml:space="preserve">in violation of Tennessee Code § 2-⁠19-⁠109.</w:t>
       </w:r>
       <w:r>
         <w:rPr>
@@ -3351,7 +3339,7 @@
         <w:t xml:space="preserve"> </w:t>
       </w:r>
       <w:r>
-        <w:t xml:space="preserve">“Whoever votes more than once in [a covered] election . . . shall be [subject to punishment].”</w:t>
+        <w:t xml:space="preserve">“Whoever votes more than once in [a covered] election ⁠. ⁠. ⁠. shall be [subject to punishment].”</w:t>
       </w:r>
       <w:r>
         <w:t xml:space="preserve"> </w:t>
@@ -3383,7 +3371,7 @@
         <w:t xml:space="preserve"> </w:t>
       </w:r>
       <w:r>
-        <w:t xml:space="preserve">“vote[] . . . in an election in which the person knows the person is not eligible to vote.”</w:t>
+        <w:t xml:space="preserve">“vote[] ⁠. ⁠. ⁠. in an election in which the person knows the person is not eligible to vote.”</w:t>
       </w:r>
       <w:r>
         <w:rPr>
@@ -3966,7 +3954,7 @@
         <w:t xml:space="preserve"> </w:t>
       </w:r>
       <w:r>
-        <w:t xml:space="preserve">“Those with ties to American Samoa are the only group . . . eligible for non-citizen national status.”</w:t>
+        <w:t xml:space="preserve">“Those with ties to American Samoa are the only group ⁠. ⁠. ⁠. eligible for non-citizen national status.”</w:t>
       </w:r>
       <w:r>
         <w:rPr>
@@ -4062,7 +4050,7 @@
         <w:t xml:space="preserve"> </w:t>
       </w:r>
       <w:r>
-        <w:t xml:space="preserve">“ha[ve] become . . . American[s]”</w:t>
+        <w:t xml:space="preserve">“ha[ve] become ⁠. ⁠. ⁠. American[s]”</w:t>
       </w:r>
       <w:r>
         <w:t xml:space="preserve"> </w:t>
@@ -5451,7 +5439,7 @@
         <w:t xml:space="preserve">The Untold Story of how a US Woman was Sentenced to Six Years for Voting</w:t>
       </w:r>
       <w:r>
-        <w:t xml:space="preserve">, The Guardian (Dec. 27, 2022), https://​​www.​theguardian.​com/​​us-​news/​​2022/​​dec/​​27/​​pamela-​moses-​voting-​rights-​mistake-​jail.</w:t>
+        <w:t xml:space="preserve">, The Guardian (Dec. 27, 2022), https://​www.​theguardian.​com/​us-​news/​2022/​dec/​27/​pamela-​moses-​voting-​rights-​mistake-​jail.</w:t>
       </w:r>
     </w:p>
   </w:footnote>
@@ -5483,7 +5471,7 @@
         <w:t xml:space="preserve">New Evidence Undermines Cases Against Black US Woman Jailed for Voting Error</w:t>
       </w:r>
       <w:r>
-        <w:t xml:space="preserve">, The Guardian (Feb. 24, 2022), https://​​www.​theguardian.​com/​​us-​news/​​2022/​​feb/​​24/​​fight-​to-​vote-​newsletter-​black-​woman-​jailed-​voting-​error-​evidence.</w:t>
+        <w:t xml:space="preserve">, The Guardian (Feb. 24, 2022), https://​www.​theguardian.​com/​us-​news/​2022/​feb/​24/​fight-​to-​vote-​newsletter-​black-​woman-​jailed-​voting-​error-​evidence.</w:t>
       </w:r>
     </w:p>
   </w:footnote>
@@ -5515,7 +5503,7 @@
         <w:t xml:space="preserve">Prosecutor Drops All Charges Against Pamela Moses, Jailed Over Voting Error</w:t>
       </w:r>
       <w:r>
-        <w:t xml:space="preserve">, The Guardian (Apr. 22, 2022), https://​​www.​theguardian.​com/​​us-​news/​​2022/​​apr/​​22/​​pamela-​moses-​prosecutor-​drops-​charges-​memphis-​tennessee.</w:t>
+        <w:t xml:space="preserve">, The Guardian (Apr. 22, 2022), https://​www.​theguardian.​com/​us-​news/​2022/​apr/​22/​pamela-​moses-​prosecutor-​drops-​charges-​memphis-​tennessee.</w:t>
       </w:r>
     </w:p>
   </w:footnote>
@@ -5842,13 +5830,7 @@
         <w:t xml:space="preserve"> </w:t>
       </w:r>
       <w:r>
-        <w:t xml:space="preserve">N.C. Gen. Stat. Ann. § 163</w:t>
-      </w:r>
-      <w:r>
-        <w:noBreakHyphen/>
-      </w:r>
-      <w:r>
-        <w:t xml:space="preserve">275(5) (2023), amended by S.B. 747, § 38, Gen. Assembly, Reg. Sess. (N.C. 2023) (effective Jan. 1, 2024).</w:t>
+        <w:t xml:space="preserve">N.C. Gen. Stat. Ann. § 163-⁠275(5) (2023), amended by S.B. 747, § 38, Gen. Assembly, Reg. Sess. (N.C. 2023) (effective Jan. 1, 2024).</w:t>
       </w:r>
     </w:p>
   </w:footnote>
@@ -6280,7 +6262,7 @@
         <w:t xml:space="preserve"> </w:t>
       </w:r>
       <w:r>
-        <w:t xml:space="preserve">means a citizen of one of the 50 states, the District of Columbia, Puerto Rico, Guam, or the Virgin Islands; in addition, the department will consider . . . nationals from American Samoa or Swain’s Island, to be United States citizens for purposes of ATAP.”</w:t>
+        <w:t xml:space="preserve">means a citizen of one of the 50 states, the District of Columbia, Puerto Rico, Guam, or the Virgin Islands; in addition, the department will consider ⁠. ⁠. ⁠. nationals from American Samoa or Swain’s Island, to be United States citizens for purposes of ATAP.”</w:t>
       </w:r>
       <w:r>
         <w:t xml:space="preserve">).</w:t>
@@ -6302,7 +6284,7 @@
         <w:t xml:space="preserve"> </w:t>
       </w:r>
       <w:r>
-        <w:t xml:space="preserve">Alaska Division of Elections, Voter Information, https://​​www.​elections.​alaska.​gov/​​voter-​information/ (last visited May 30, 2025).</w:t>
+        <w:t xml:space="preserve">Alaska Division of Elections, Voter Information, https://​www.​elections.​alaska.​gov/​voter-​information/ (last visited May 30, 2025).</w:t>
       </w:r>
     </w:p>
   </w:footnote>
@@ -6362,13 +6344,7 @@
         <w:noBreakHyphen/>
       </w:r>
       <w:r>
-        <w:t xml:space="preserve">19:05 (statement of Charles Ala’ilima), https://​​www.​ktoo.​org/​​video/​​gavel/​​house-​judiciary-​committee</w:t>
-      </w:r>
-      <w:r>
-        <w:noBreakHyphen/>
-      </w:r>
-      <w:r>
-        <w:t xml:space="preserve">2025051096/ (</w:t>
+        <w:t xml:space="preserve">19:05 (statement of Charles Ala’ilima), https://​www.​ktoo.​org/​video/​gavel/​house-​judiciary-​committee-⁠2025051096/ (</w:t>
       </w:r>
       <w:r>
         <w:t xml:space="preserve">“When American Samoans establish residency in a state they lose their right to vote in American Samoa but they assume that they would be similarly entitled to vote and run for any state level office just as any American that came down to Samoa and established residency could do.”</w:t>
@@ -6480,7 +6456,7 @@
         <w:noBreakHyphen/>
       </w:r>
       <w:r>
-        <w:t xml:space="preserve">25:35 (YouTube, Apr. 29, 2025), https://​​www.​youtube.​com/​​watch?v=3t3G5sUKKVM&amp;t=241s.</w:t>
+        <w:t xml:space="preserve">25:35 (YouTube, Apr. 29, 2025), https://​www.​youtube.​com/​watch?​v=3t3G5sUKKVM&amp;​t=241s.</w:t>
       </w:r>
     </w:p>
   </w:footnote>
@@ -6558,7 +6534,7 @@
         <w:t xml:space="preserve">Misinformed by Election Officials, American Samoans in Alaska Now Face Prosecution</w:t>
       </w:r>
       <w:r>
-        <w:t xml:space="preserve">, The Alaska Current (May 1, 2025), https://​​thealaskacurrent.​com/​​2025/​​05/​​01/​​misinformed-​by-​election-​officials-​american-​samoans-​in-​alaska-​now-​face-​prosecution/​​.</w:t>
+        <w:t xml:space="preserve">, The Alaska Current (May 1, 2025), https://​thealaskacurrent.​com/​2025/​05/​01/​misinformed-​by-​election-​officials-​american-​samoans-​in-​alaska-​now-​face-​prosecution/​.</w:t>
       </w:r>
     </w:p>
   </w:footnote>
@@ -7551,6 +7527,33 @@
     <w:pPr>
       <w:spacing w:before="0" w:after="0" w:line="299" w:lineRule="exact"/>
       <w:ind w:left="2160" w:hanging="720"/>
+    </w:pPr>
+  </w:style>
+  <w:style w:type="paragraph" w:customStyle="1" w:styleId="XdQuoteList1">
+    <w:name w:val="Xd Quote List 1"/>
+    <w:basedOn w:val="Normal"/>
+    <w:qFormat/>
+    <w:pPr>
+      <w:spacing w:before="0" w:after="0" w:line="299" w:lineRule="exact"/>
+      <w:ind w:left="1440" w:right="720" w:hanging="720"/>
+    </w:pPr>
+  </w:style>
+  <w:style w:type="paragraph" w:customStyle="1" w:styleId="XdQuoteList2">
+    <w:name w:val="Xd Quote List 2"/>
+    <w:basedOn w:val="Normal"/>
+    <w:qFormat/>
+    <w:pPr>
+      <w:spacing w:before="0" w:after="0" w:line="299" w:lineRule="exact"/>
+      <w:ind w:left="2160" w:right="720" w:hanging="720"/>
+    </w:pPr>
+  </w:style>
+  <w:style w:type="paragraph" w:customStyle="1" w:styleId="XdQuoteList3">
+    <w:name w:val="Xd Quote List 3"/>
+    <w:basedOn w:val="Normal"/>
+    <w:qFormat/>
+    <w:pPr>
+      <w:spacing w:before="0" w:after="0" w:line="299" w:lineRule="exact"/>
+      <w:ind w:left="2880" w:right="720" w:hanging="720"/>
     </w:pPr>
   </w:style>
   <w:style w:type="paragraph" w:customStyle="1" w:styleId="SourceCode">
